--- a/Report/Perch_figures/Gaviksfjärden_bayesian_p_prop_zero.docx
+++ b/Report/Perch_figures/Gaviksfjärden_bayesian_p_prop_zero.docx
@@ -240,7 +240,7 @@
                 <w:szCs w:val="22"/>
                 <w:color w:val="000000"/>
               </w:rPr>
-              <w:t xml:space="preserve">0.96</w:t>
+              <w:t xml:space="preserve">0.90</w:t>
             </w:r>
           </w:p>
         </w:tc>
@@ -352,14 +352,14 @@
                 <w:szCs w:val="22"/>
                 <w:color w:val="000000"/>
               </w:rPr>
-              <w:t xml:space="preserve">0.08</w:t>
+              <w:t xml:space="preserve">0.02</w:t>
             </w:r>
           </w:p>
         </w:tc>
       </w:tr>
       <w:tr>
         <w:trPr>
-          <w:trHeight w:val="572" w:hRule="auto"/>
+          <w:trHeight w:val="571" w:hRule="auto"/>
         </w:trPr>
         body3
         <w:tc>
@@ -464,7 +464,7 @@
                 <w:szCs w:val="22"/>
                 <w:color w:val="000000"/>
               </w:rPr>
-              <w:t xml:space="preserve">0.39</w:t>
+              <w:t xml:space="preserve">0.80</w:t>
             </w:r>
           </w:p>
         </w:tc>
@@ -576,7 +576,7 @@
                 <w:szCs w:val="22"/>
                 <w:color w:val="000000"/>
               </w:rPr>
-              <w:t xml:space="preserve">0.77</w:t>
+              <w:t xml:space="preserve">0.88</w:t>
             </w:r>
           </w:p>
         </w:tc>

--- a/Report/Perch_figures/Gaviksfjärden_bayesian_p_prop_zero.docx
+++ b/Report/Perch_figures/Gaviksfjärden_bayesian_p_prop_zero.docx
@@ -240,7 +240,7 @@
                 <w:szCs w:val="22"/>
                 <w:color w:val="000000"/>
               </w:rPr>
-              <w:t xml:space="preserve">0.90</w:t>
+              <w:t xml:space="preserve">0.96</w:t>
             </w:r>
           </w:p>
         </w:tc>
@@ -464,7 +464,7 @@
                 <w:szCs w:val="22"/>
                 <w:color w:val="000000"/>
               </w:rPr>
-              <w:t xml:space="preserve">0.80</w:t>
+              <w:t xml:space="preserve">0.67</w:t>
             </w:r>
           </w:p>
         </w:tc>
@@ -576,7 +576,7 @@
                 <w:szCs w:val="22"/>
                 <w:color w:val="000000"/>
               </w:rPr>
-              <w:t xml:space="preserve">0.88</w:t>
+              <w:t xml:space="preserve">0.73</w:t>
             </w:r>
           </w:p>
         </w:tc>

--- a/Report/Perch_figures/Gaviksfjärden_bayesian_p_prop_zero.docx
+++ b/Report/Perch_figures/Gaviksfjärden_bayesian_p_prop_zero.docx
@@ -352,7 +352,7 @@
                 <w:szCs w:val="22"/>
                 <w:color w:val="000000"/>
               </w:rPr>
-              <w:t xml:space="preserve">0.02</w:t>
+              <w:t xml:space="preserve">0.42</w:t>
             </w:r>
           </w:p>
         </w:tc>
@@ -576,7 +576,7 @@
                 <w:szCs w:val="22"/>
                 <w:color w:val="000000"/>
               </w:rPr>
-              <w:t xml:space="preserve">0.73</w:t>
+              <w:t xml:space="preserve">0.88</w:t>
             </w:r>
           </w:p>
         </w:tc>
